--- a/5.Supplementary information .docx
+++ b/5.Supplementary information .docx
@@ -902,6 +902,89 @@
                 <w:sz w:val="24"/>
               </w:rPr>
               <w:t>)</w:t>
+            </w:r>
+          </w:p>
+        </w:tc>
+      </w:tr>
+      <w:tr>
+        <w:tc>
+          <w:tcPr>
+            <w:tcW w:w="1271" w:type="dxa"/>
+            <w:vAlign w:val="center"/>
+          </w:tcPr>
+          <w:p>
+            <w:pPr>
+              <w:spacing w:line="480" w:lineRule="auto"/>
+              <w:jc w:val="right"/>
+              <w:rPr>
+                <w:rFonts w:ascii="Times New Roman" w:hAnsi="Times New Roman"/>
+                <w:b/>
+                <w:bCs/>
+                <w:noProof/>
+                <w:sz w:val="24"/>
+              </w:rPr>
+            </w:pPr>
+            <w:r>
+              <w:rPr>
+                <w:rFonts w:ascii="Times New Roman" w:hAnsi="Times New Roman"/>
+                <w:b/>
+                <w:bCs/>
+                <w:noProof/>
+                <w:sz w:val="24"/>
+              </w:rPr>
+              <w:t>Text S</w:t>
+            </w:r>
+            <w:r>
+              <w:rPr>
+                <w:rFonts w:ascii="Times New Roman" w:hAnsi="Times New Roman"/>
+                <w:b/>
+                <w:bCs/>
+                <w:noProof/>
+                <w:sz w:val="24"/>
+              </w:rPr>
+              <w:t>3</w:t>
+            </w:r>
+            <w:r>
+              <w:rPr>
+                <w:rFonts w:ascii="Times New Roman" w:hAnsi="Times New Roman"/>
+                <w:b/>
+                <w:bCs/>
+                <w:noProof/>
+                <w:sz w:val="24"/>
+              </w:rPr>
+              <w:t>.</w:t>
+            </w:r>
+          </w:p>
+        </w:tc>
+        <w:tc>
+          <w:tcPr>
+            <w:tcW w:w="7235" w:type="dxa"/>
+          </w:tcPr>
+          <w:p>
+            <w:pPr>
+              <w:spacing w:line="480" w:lineRule="auto"/>
+              <w:ind w:leftChars="-1" w:left="-2"/>
+              <w:rPr>
+                <w:rFonts w:ascii="Times New Roman" w:hAnsi="Times New Roman"/>
+                <w:noProof/>
+                <w:sz w:val="24"/>
+              </w:rPr>
+            </w:pPr>
+            <w:r>
+              <w:rPr>
+                <w:rFonts w:ascii="Times New Roman" w:hAnsi="Times New Roman"/>
+                <w:noProof/>
+                <w:sz w:val="24"/>
+              </w:rPr>
+              <w:t xml:space="preserve">Calculation of </w:t>
+            </w:r>
+            <w:r>
+              <w:rPr>
+                <w:rFonts w:ascii="Times New Roman" w:hAnsi="Times New Roman"/>
+                <w:noProof/>
+                <w:sz w:val="24"/>
+              </w:rPr>
+              <w:t>sensitivity coefficients for weight perturbation</w:t>
             </w:r>
           </w:p>
         </w:tc>
@@ -1714,7 +1797,7 @@
           <v:shape id="_x0000_i1025" type="#_x0000_t75" style="width:284.5pt;height:37.5pt" o:ole="">
             <v:imagedata r:id="rId8" o:title=""/>
           </v:shape>
-          <o:OLEObject Type="Embed" ProgID="Equation.DSMT4" ShapeID="_x0000_i1025" DrawAspect="Content" ObjectID="_1843820810" r:id="rId9"/>
+          <o:OLEObject Type="Embed" ProgID="Equation.DSMT4" ShapeID="_x0000_i1025" DrawAspect="Content" ObjectID="_1844529039" r:id="rId9"/>
         </w:object>
       </w:r>
       <w:r>
@@ -1738,14 +1821,27 @@
       <w:r>
         <w:instrText>(</w:instrText>
       </w:r>
-      <w:fldSimple w:instr=" SEQ MTEqn \c \* Arabic \* MERGEFORMAT ">
-        <w:r>
-          <w:rPr>
-            <w:noProof/>
-          </w:rPr>
-          <w:instrText>1</w:instrText>
-        </w:r>
-      </w:fldSimple>
+      <w:r>
+        <w:fldChar w:fldCharType="begin"/>
+      </w:r>
+      <w:r>
+        <w:instrText xml:space="preserve"> SEQ MTEqn \c \* Arabic \* MERGEFORMAT </w:instrText>
+      </w:r>
+      <w:r>
+        <w:fldChar w:fldCharType="separate"/>
+      </w:r>
+      <w:r>
+        <w:rPr>
+          <w:noProof/>
+        </w:rPr>
+        <w:instrText>1</w:instrText>
+      </w:r>
+      <w:r>
+        <w:rPr>
+          <w:noProof/>
+        </w:rPr>
+        <w:fldChar w:fldCharType="end"/>
+      </w:r>
       <w:r>
         <w:instrText>)</w:instrText>
       </w:r>
@@ -2088,7 +2184,7 @@
           <v:shape id="_x0000_i1026" type="#_x0000_t75" style="width:85.5pt;height:34.5pt" o:ole="">
             <v:imagedata r:id="rId10" o:title=""/>
           </v:shape>
-          <o:OLEObject Type="Embed" ProgID="Equation.DSMT4" ShapeID="_x0000_i1026" DrawAspect="Content" ObjectID="_1843820811" r:id="rId11"/>
+          <o:OLEObject Type="Embed" ProgID="Equation.DSMT4" ShapeID="_x0000_i1026" DrawAspect="Content" ObjectID="_1844529040" r:id="rId11"/>
         </w:object>
       </w:r>
       <w:r>
@@ -2112,14 +2208,27 @@
       <w:r>
         <w:instrText>(</w:instrText>
       </w:r>
-      <w:fldSimple w:instr=" SEQ MTEqn \c \* Arabic \* MERGEFORMAT ">
-        <w:r>
-          <w:rPr>
-            <w:noProof/>
-          </w:rPr>
-          <w:instrText>2</w:instrText>
-        </w:r>
-      </w:fldSimple>
+      <w:r>
+        <w:fldChar w:fldCharType="begin"/>
+      </w:r>
+      <w:r>
+        <w:instrText xml:space="preserve"> SEQ MTEqn \c \* Arabic \* MERGEFORMAT </w:instrText>
+      </w:r>
+      <w:r>
+        <w:fldChar w:fldCharType="separate"/>
+      </w:r>
+      <w:r>
+        <w:rPr>
+          <w:noProof/>
+        </w:rPr>
+        <w:instrText>2</w:instrText>
+      </w:r>
+      <w:r>
+        <w:rPr>
+          <w:noProof/>
+        </w:rPr>
+        <w:fldChar w:fldCharType="end"/>
+      </w:r>
       <w:r>
         <w:instrText>)</w:instrText>
       </w:r>
@@ -2337,7 +2446,7 @@
           <v:shape id="_x0000_i1027" type="#_x0000_t75" style="width:127.5pt;height:34.5pt" o:ole="">
             <v:imagedata r:id="rId12" o:title=""/>
           </v:shape>
-          <o:OLEObject Type="Embed" ProgID="Equation.DSMT4" ShapeID="_x0000_i1027" DrawAspect="Content" ObjectID="_1843820812" r:id="rId13"/>
+          <o:OLEObject Type="Embed" ProgID="Equation.DSMT4" ShapeID="_x0000_i1027" DrawAspect="Content" ObjectID="_1844529041" r:id="rId13"/>
         </w:object>
       </w:r>
       <w:r>
@@ -2361,14 +2470,27 @@
       <w:r>
         <w:instrText>(</w:instrText>
       </w:r>
-      <w:fldSimple w:instr=" SEQ MTEqn \c \* Arabic \* MERGEFORMAT ">
-        <w:r>
-          <w:rPr>
-            <w:noProof/>
-          </w:rPr>
-          <w:instrText>3</w:instrText>
-        </w:r>
-      </w:fldSimple>
+      <w:r>
+        <w:fldChar w:fldCharType="begin"/>
+      </w:r>
+      <w:r>
+        <w:instrText xml:space="preserve"> SEQ MTEqn \c \* Arabic \* MERGEFORMAT </w:instrText>
+      </w:r>
+      <w:r>
+        <w:fldChar w:fldCharType="separate"/>
+      </w:r>
+      <w:r>
+        <w:rPr>
+          <w:noProof/>
+        </w:rPr>
+        <w:instrText>3</w:instrText>
+      </w:r>
+      <w:r>
+        <w:rPr>
+          <w:noProof/>
+        </w:rPr>
+        <w:fldChar w:fldCharType="end"/>
+      </w:r>
       <w:r>
         <w:instrText>)</w:instrText>
       </w:r>
@@ -2630,7 +2752,7 @@
           <v:shape id="_x0000_i1028" type="#_x0000_t75" style="width:112.5pt;height:20.5pt" o:ole="">
             <v:imagedata r:id="rId14" o:title=""/>
           </v:shape>
-          <o:OLEObject Type="Embed" ProgID="Equation.DSMT4" ShapeID="_x0000_i1028" DrawAspect="Content" ObjectID="_1843820813" r:id="rId15"/>
+          <o:OLEObject Type="Embed" ProgID="Equation.DSMT4" ShapeID="_x0000_i1028" DrawAspect="Content" ObjectID="_1844529042" r:id="rId15"/>
         </w:object>
       </w:r>
       <w:r>
@@ -2654,14 +2776,27 @@
       <w:r>
         <w:instrText>(</w:instrText>
       </w:r>
-      <w:fldSimple w:instr=" SEQ MTEqn \c \* Arabic \* MERGEFORMAT ">
-        <w:r>
-          <w:rPr>
-            <w:noProof/>
-          </w:rPr>
-          <w:instrText>4</w:instrText>
-        </w:r>
-      </w:fldSimple>
+      <w:r>
+        <w:fldChar w:fldCharType="begin"/>
+      </w:r>
+      <w:r>
+        <w:instrText xml:space="preserve"> SEQ MTEqn \c \* Arabic \* MERGEFORMAT </w:instrText>
+      </w:r>
+      <w:r>
+        <w:fldChar w:fldCharType="separate"/>
+      </w:r>
+      <w:r>
+        <w:rPr>
+          <w:noProof/>
+        </w:rPr>
+        <w:instrText>4</w:instrText>
+      </w:r>
+      <w:r>
+        <w:rPr>
+          <w:noProof/>
+        </w:rPr>
+        <w:fldChar w:fldCharType="end"/>
+      </w:r>
       <w:r>
         <w:instrText>)</w:instrText>
       </w:r>
@@ -2679,7 +2814,7 @@
           <v:shape id="_x0000_i1029" type="#_x0000_t75" style="width:178.5pt;height:37.5pt" o:ole="">
             <v:imagedata r:id="rId16" o:title=""/>
           </v:shape>
-          <o:OLEObject Type="Embed" ProgID="Equation.DSMT4" ShapeID="_x0000_i1029" DrawAspect="Content" ObjectID="_1843820814" r:id="rId17"/>
+          <o:OLEObject Type="Embed" ProgID="Equation.DSMT4" ShapeID="_x0000_i1029" DrawAspect="Content" ObjectID="_1844529043" r:id="rId17"/>
         </w:object>
       </w:r>
       <w:r>
@@ -2703,14 +2838,27 @@
       <w:r>
         <w:instrText>(</w:instrText>
       </w:r>
-      <w:fldSimple w:instr=" SEQ MTEqn \c \* Arabic \* MERGEFORMAT ">
-        <w:r>
-          <w:rPr>
-            <w:noProof/>
-          </w:rPr>
-          <w:instrText>5</w:instrText>
-        </w:r>
-      </w:fldSimple>
+      <w:r>
+        <w:fldChar w:fldCharType="begin"/>
+      </w:r>
+      <w:r>
+        <w:instrText xml:space="preserve"> SEQ MTEqn \c \* Arabic \* MERGEFORMAT </w:instrText>
+      </w:r>
+      <w:r>
+        <w:fldChar w:fldCharType="separate"/>
+      </w:r>
+      <w:r>
+        <w:rPr>
+          <w:noProof/>
+        </w:rPr>
+        <w:instrText>5</w:instrText>
+      </w:r>
+      <w:r>
+        <w:rPr>
+          <w:noProof/>
+        </w:rPr>
+        <w:fldChar w:fldCharType="end"/>
+      </w:r>
       <w:r>
         <w:instrText>)</w:instrText>
       </w:r>
@@ -2790,7 +2938,7 @@
           <v:shape id="_x0000_i1030" type="#_x0000_t75" style="width:120pt;height:34.5pt" o:ole="">
             <v:imagedata r:id="rId18" o:title=""/>
           </v:shape>
-          <o:OLEObject Type="Embed" ProgID="Equation.DSMT4" ShapeID="_x0000_i1030" DrawAspect="Content" ObjectID="_1843820815" r:id="rId19"/>
+          <o:OLEObject Type="Embed" ProgID="Equation.DSMT4" ShapeID="_x0000_i1030" DrawAspect="Content" ObjectID="_1844529044" r:id="rId19"/>
         </w:object>
       </w:r>
       <w:r>
@@ -2814,14 +2962,27 @@
       <w:r>
         <w:instrText>(</w:instrText>
       </w:r>
-      <w:fldSimple w:instr=" SEQ MTEqn \c \* Arabic \* MERGEFORMAT ">
-        <w:r>
-          <w:rPr>
-            <w:noProof/>
-          </w:rPr>
-          <w:instrText>6</w:instrText>
-        </w:r>
-      </w:fldSimple>
+      <w:r>
+        <w:fldChar w:fldCharType="begin"/>
+      </w:r>
+      <w:r>
+        <w:instrText xml:space="preserve"> SEQ MTEqn \c \* Arabic \* MERGEFORMAT </w:instrText>
+      </w:r>
+      <w:r>
+        <w:fldChar w:fldCharType="separate"/>
+      </w:r>
+      <w:r>
+        <w:rPr>
+          <w:noProof/>
+        </w:rPr>
+        <w:instrText>6</w:instrText>
+      </w:r>
+      <w:r>
+        <w:rPr>
+          <w:noProof/>
+        </w:rPr>
+        <w:fldChar w:fldCharType="end"/>
+      </w:r>
       <w:r>
         <w:instrText>)</w:instrText>
       </w:r>
@@ -2912,7 +3073,7 @@
           <v:shape id="_x0000_i1031" type="#_x0000_t75" style="width:128.5pt;height:20.5pt" o:ole="">
             <v:imagedata r:id="rId20" o:title=""/>
           </v:shape>
-          <o:OLEObject Type="Embed" ProgID="Equation.DSMT4" ShapeID="_x0000_i1031" DrawAspect="Content" ObjectID="_1843820816" r:id="rId21"/>
+          <o:OLEObject Type="Embed" ProgID="Equation.DSMT4" ShapeID="_x0000_i1031" DrawAspect="Content" ObjectID="_1844529045" r:id="rId21"/>
         </w:object>
       </w:r>
       <w:r>
@@ -2936,14 +3097,27 @@
       <w:r>
         <w:instrText>(</w:instrText>
       </w:r>
-      <w:fldSimple w:instr=" SEQ MTEqn \c \* Arabic \* MERGEFORMAT ">
-        <w:r>
-          <w:rPr>
-            <w:noProof/>
-          </w:rPr>
-          <w:instrText>7</w:instrText>
-        </w:r>
-      </w:fldSimple>
+      <w:r>
+        <w:fldChar w:fldCharType="begin"/>
+      </w:r>
+      <w:r>
+        <w:instrText xml:space="preserve"> SEQ MTEqn \c \* Arabic \* MERGEFORMAT </w:instrText>
+      </w:r>
+      <w:r>
+        <w:fldChar w:fldCharType="separate"/>
+      </w:r>
+      <w:r>
+        <w:rPr>
+          <w:noProof/>
+        </w:rPr>
+        <w:instrText>7</w:instrText>
+      </w:r>
+      <w:r>
+        <w:rPr>
+          <w:noProof/>
+        </w:rPr>
+        <w:fldChar w:fldCharType="end"/>
+      </w:r>
       <w:r>
         <w:instrText>)</w:instrText>
       </w:r>
@@ -3023,7 +3197,7 @@
           <v:shape id="_x0000_i1032" type="#_x0000_t75" style="width:117pt;height:34pt" o:ole="">
             <v:imagedata r:id="rId22" o:title=""/>
           </v:shape>
-          <o:OLEObject Type="Embed" ProgID="Equation.DSMT4" ShapeID="_x0000_i1032" DrawAspect="Content" ObjectID="_1843820817" r:id="rId23"/>
+          <o:OLEObject Type="Embed" ProgID="Equation.DSMT4" ShapeID="_x0000_i1032" DrawAspect="Content" ObjectID="_1844529046" r:id="rId23"/>
         </w:object>
       </w:r>
       <w:r>
@@ -3047,14 +3221,27 @@
       <w:r>
         <w:instrText>(</w:instrText>
       </w:r>
-      <w:fldSimple w:instr=" SEQ MTEqn \c \* Arabic \* MERGEFORMAT ">
-        <w:r>
-          <w:rPr>
-            <w:noProof/>
-          </w:rPr>
-          <w:instrText>8</w:instrText>
-        </w:r>
-      </w:fldSimple>
+      <w:r>
+        <w:fldChar w:fldCharType="begin"/>
+      </w:r>
+      <w:r>
+        <w:instrText xml:space="preserve"> SEQ MTEqn \c \* Arabic \* MERGEFORMAT </w:instrText>
+      </w:r>
+      <w:r>
+        <w:fldChar w:fldCharType="separate"/>
+      </w:r>
+      <w:r>
+        <w:rPr>
+          <w:noProof/>
+        </w:rPr>
+        <w:instrText>8</w:instrText>
+      </w:r>
+      <w:r>
+        <w:rPr>
+          <w:noProof/>
+        </w:rPr>
+        <w:fldChar w:fldCharType="end"/>
+      </w:r>
       <w:r>
         <w:instrText>)</w:instrText>
       </w:r>
@@ -3620,7 +3807,7 @@
           <v:shape id="_x0000_i1033" type="#_x0000_t75" style="width:286pt;height:38.5pt" o:ole="">
             <v:imagedata r:id="rId24" o:title=""/>
           </v:shape>
-          <o:OLEObject Type="Embed" ProgID="Equation.DSMT4" ShapeID="_x0000_i1033" DrawAspect="Content" ObjectID="_1843820818" r:id="rId25"/>
+          <o:OLEObject Type="Embed" ProgID="Equation.DSMT4" ShapeID="_x0000_i1033" DrawAspect="Content" ObjectID="_1844529047" r:id="rId25"/>
         </w:object>
       </w:r>
       <w:r>
@@ -3644,14 +3831,27 @@
       <w:r>
         <w:instrText>(</w:instrText>
       </w:r>
-      <w:fldSimple w:instr=" SEQ MTEqn \c \* Arabic \* MERGEFORMAT ">
-        <w:r>
-          <w:rPr>
-            <w:noProof/>
-          </w:rPr>
-          <w:instrText>9</w:instrText>
-        </w:r>
-      </w:fldSimple>
+      <w:r>
+        <w:fldChar w:fldCharType="begin"/>
+      </w:r>
+      <w:r>
+        <w:instrText xml:space="preserve"> SEQ MTEqn \c \* Arabic \* MERGEFORMAT </w:instrText>
+      </w:r>
+      <w:r>
+        <w:fldChar w:fldCharType="separate"/>
+      </w:r>
+      <w:r>
+        <w:rPr>
+          <w:noProof/>
+        </w:rPr>
+        <w:instrText>9</w:instrText>
+      </w:r>
+      <w:r>
+        <w:rPr>
+          <w:noProof/>
+        </w:rPr>
+        <w:fldChar w:fldCharType="end"/>
+      </w:r>
       <w:r>
         <w:instrText>)</w:instrText>
       </w:r>
@@ -3842,6 +4042,1275 @@
     </w:p>
     <w:p>
       <w:pPr>
+        <w:spacing w:line="480" w:lineRule="auto"/>
+        <w:jc w:val="left"/>
+        <w:rPr>
+          <w:rFonts w:ascii="Times New Roman" w:hAnsi="Times New Roman"/>
+          <w:noProof/>
+          <w:sz w:val="24"/>
+        </w:rPr>
+      </w:pPr>
+      <w:r>
+        <w:rPr>
+          <w:rFonts w:ascii="Times New Roman" w:hAnsi="Times New Roman"/>
+          <w:sz w:val="16"/>
+          <w:szCs w:val="18"/>
+        </w:rPr>
+        <w:fldChar w:fldCharType="end"/>
+      </w:r>
+      <w:r>
+        <w:rPr>
+          <w:rFonts w:ascii="Times New Roman" w:hAnsi="Times New Roman"/>
+        </w:rPr>
+        <w:br w:type="page"/>
+      </w:r>
+      <w:r>
+        <w:rPr>
+          <w:rFonts w:ascii="Times New Roman" w:hAnsi="Times New Roman"/>
+          <w:b/>
+          <w:bCs/>
+          <w:noProof/>
+          <w:sz w:val="24"/>
+        </w:rPr>
+        <w:lastRenderedPageBreak/>
+        <w:t>Text S</w:t>
+      </w:r>
+      <w:r>
+        <w:rPr>
+          <w:rFonts w:ascii="Times New Roman" w:hAnsi="Times New Roman"/>
+          <w:b/>
+          <w:bCs/>
+          <w:noProof/>
+          <w:sz w:val="24"/>
+        </w:rPr>
+        <w:t>3</w:t>
+      </w:r>
+      <w:r>
+        <w:rPr>
+          <w:rFonts w:ascii="Times New Roman" w:hAnsi="Times New Roman"/>
+          <w:b/>
+          <w:bCs/>
+          <w:noProof/>
+          <w:sz w:val="24"/>
+        </w:rPr>
+        <w:t>.</w:t>
+      </w:r>
+      <w:r>
+        <w:rPr>
+          <w:rFonts w:ascii="Times New Roman" w:hAnsi="Times New Roman"/>
+          <w:noProof/>
+          <w:sz w:val="24"/>
+        </w:rPr>
+        <w:t xml:space="preserve"> </w:t>
+      </w:r>
+      <w:r>
+        <w:rPr>
+          <w:rFonts w:ascii="Times New Roman" w:hAnsi="Times New Roman"/>
+          <w:noProof/>
+          <w:sz w:val="24"/>
+        </w:rPr>
+        <w:t>Calculation of sensitivity coefficients for weight perturbation</w:t>
+      </w:r>
+    </w:p>
+    <w:p>
+      <w:pPr>
+        <w:spacing w:beforeLines="50" w:before="156" w:afterLines="50" w:after="156" w:line="312" w:lineRule="auto"/>
+        <w:ind w:firstLineChars="200" w:firstLine="420"/>
+        <w:rPr>
+          <w:rFonts w:ascii="Times New Roman" w:hAnsi="Times New Roman"/>
+        </w:rPr>
+      </w:pPr>
+      <w:r>
+        <w:rPr>
+          <w:rFonts w:ascii="Times New Roman" w:hAnsi="Times New Roman"/>
+        </w:rPr>
+        <w:t>The equal-weight scenario was used as the reference scenario. For supply-side weight perturbation, the demand-side weights were fixed at (1/3,</w:t>
+      </w:r>
+      <w:r>
+        <w:rPr>
+          <w:rFonts w:ascii="Times New Roman" w:hAnsi="Times New Roman"/>
+        </w:rPr>
+        <w:t xml:space="preserve"> </w:t>
+      </w:r>
+      <w:r>
+        <w:rPr>
+          <w:rFonts w:ascii="Times New Roman" w:hAnsi="Times New Roman"/>
+        </w:rPr>
+        <w:t>1/3,</w:t>
+      </w:r>
+      <w:r>
+        <w:rPr>
+          <w:rFonts w:ascii="Times New Roman" w:hAnsi="Times New Roman"/>
+        </w:rPr>
+        <w:t xml:space="preserve"> </w:t>
+      </w:r>
+      <w:r>
+        <w:rPr>
+          <w:rFonts w:ascii="Times New Roman" w:hAnsi="Times New Roman"/>
+        </w:rPr>
+        <w:t xml:space="preserve">1/3), while the supply-side weights </w:t>
+      </w:r>
+      <w:r>
+        <w:rPr>
+          <w:rFonts w:ascii="Times New Roman" w:hAnsi="Times New Roman"/>
+          <w:i/>
+          <w:iCs/>
+        </w:rPr>
+        <w:t>ω</w:t>
+      </w:r>
+      <w:r>
+        <w:rPr>
+          <w:rFonts w:ascii="Times New Roman" w:hAnsi="Times New Roman"/>
+          <w:vertAlign w:val="subscript"/>
+        </w:rPr>
+        <w:t>1</w:t>
+      </w:r>
+      <w:r>
+        <w:rPr>
+          <w:rFonts w:ascii="Times New Roman" w:hAnsi="Times New Roman"/>
+          <w:vertAlign w:val="superscript"/>
+        </w:rPr>
+        <w:t>supply</w:t>
+      </w:r>
+      <w:r>
+        <w:rPr>
+          <w:rFonts w:ascii="Times New Roman" w:hAnsi="Times New Roman"/>
+        </w:rPr>
+        <w:t xml:space="preserve"> and </w:t>
+      </w:r>
+      <w:r>
+        <w:rPr>
+          <w:rFonts w:ascii="Times New Roman" w:hAnsi="Times New Roman"/>
+          <w:i/>
+          <w:iCs/>
+        </w:rPr>
+        <w:t>ω</w:t>
+      </w:r>
+      <w:r>
+        <w:rPr>
+          <w:rFonts w:ascii="Times New Roman" w:hAnsi="Times New Roman"/>
+          <w:vertAlign w:val="subscript"/>
+        </w:rPr>
+        <w:t>2</w:t>
+      </w:r>
+      <w:r>
+        <w:rPr>
+          <w:rFonts w:ascii="Times New Roman" w:hAnsi="Times New Roman"/>
+          <w:vertAlign w:val="superscript"/>
+        </w:rPr>
+        <w:t>supply</w:t>
+      </w:r>
+      <w:r>
+        <w:rPr>
+          <w:rFonts w:ascii="Times New Roman" w:hAnsi="Times New Roman"/>
+        </w:rPr>
+        <w:t xml:space="preserve"> were changed. For demand-side weight perturbation, the supply-side weights were fixed at </w:t>
+      </w:r>
+      <w:r>
+        <w:rPr>
+          <w:rFonts w:ascii="Times New Roman" w:hAnsi="Times New Roman"/>
+        </w:rPr>
+        <w:t>(</w:t>
+      </w:r>
+      <w:r>
+        <w:rPr>
+          <w:rFonts w:ascii="Times New Roman" w:hAnsi="Times New Roman"/>
+        </w:rPr>
+        <w:t>0.5</w:t>
+      </w:r>
+      <w:r>
+        <w:rPr>
+          <w:rFonts w:ascii="Times New Roman" w:hAnsi="Times New Roman"/>
+        </w:rPr>
+        <w:t>,</w:t>
+      </w:r>
+      <w:r>
+        <w:rPr>
+          <w:rFonts w:ascii="Times New Roman" w:hAnsi="Times New Roman"/>
+        </w:rPr>
+        <w:t xml:space="preserve"> 0.5</w:t>
+      </w:r>
+      <w:r>
+        <w:rPr>
+          <w:rFonts w:ascii="Times New Roman" w:hAnsi="Times New Roman"/>
+        </w:rPr>
+        <w:t>)</w:t>
+      </w:r>
+      <w:r>
+        <w:rPr>
+          <w:rFonts w:ascii="Times New Roman" w:hAnsi="Times New Roman"/>
+        </w:rPr>
+        <w:t xml:space="preserve">, while the demand-side weights </w:t>
+      </w:r>
+      <w:r>
+        <w:rPr>
+          <w:rFonts w:ascii="Times New Roman" w:hAnsi="Times New Roman"/>
+          <w:i/>
+          <w:iCs/>
+        </w:rPr>
+        <w:t>ω</w:t>
+      </w:r>
+      <w:r>
+        <w:rPr>
+          <w:rFonts w:ascii="Times New Roman" w:hAnsi="Times New Roman"/>
+          <w:vertAlign w:val="subscript"/>
+        </w:rPr>
+        <w:t>1</w:t>
+      </w:r>
+      <w:r>
+        <w:rPr>
+          <w:rFonts w:ascii="Times New Roman" w:hAnsi="Times New Roman"/>
+          <w:vertAlign w:val="superscript"/>
+        </w:rPr>
+        <w:t>demand</w:t>
+      </w:r>
+      <w:r>
+        <w:rPr>
+          <w:rFonts w:ascii="Times New Roman" w:hAnsi="Times New Roman"/>
+        </w:rPr>
+        <w:t xml:space="preserve">, </w:t>
+      </w:r>
+      <w:r>
+        <w:rPr>
+          <w:rFonts w:ascii="Times New Roman" w:hAnsi="Times New Roman"/>
+          <w:i/>
+          <w:iCs/>
+        </w:rPr>
+        <w:t>ω</w:t>
+      </w:r>
+      <w:r>
+        <w:rPr>
+          <w:rFonts w:ascii="Times New Roman" w:hAnsi="Times New Roman"/>
+          <w:vertAlign w:val="subscript"/>
+        </w:rPr>
+        <w:t>2</w:t>
+      </w:r>
+      <w:r>
+        <w:rPr>
+          <w:rFonts w:ascii="Times New Roman" w:hAnsi="Times New Roman"/>
+          <w:vertAlign w:val="superscript"/>
+        </w:rPr>
+        <w:t>demand</w:t>
+      </w:r>
+      <w:r>
+        <w:rPr>
+          <w:rFonts w:ascii="Times New Roman" w:hAnsi="Times New Roman"/>
+        </w:rPr>
+        <w:t xml:space="preserve">, and </w:t>
+      </w:r>
+      <w:r>
+        <w:rPr>
+          <w:rFonts w:ascii="Times New Roman" w:hAnsi="Times New Roman"/>
+          <w:i/>
+          <w:iCs/>
+        </w:rPr>
+        <w:t>ω</w:t>
+      </w:r>
+      <w:r>
+        <w:rPr>
+          <w:rFonts w:ascii="Times New Roman" w:hAnsi="Times New Roman"/>
+          <w:vertAlign w:val="subscript"/>
+        </w:rPr>
+        <w:t>3</w:t>
+      </w:r>
+      <w:r>
+        <w:rPr>
+          <w:rFonts w:ascii="Times New Roman" w:hAnsi="Times New Roman"/>
+          <w:vertAlign w:val="superscript"/>
+        </w:rPr>
+        <w:t>demand</w:t>
+      </w:r>
+      <w:r>
+        <w:rPr>
+          <w:rFonts w:ascii="Times New Roman" w:hAnsi="Times New Roman"/>
+        </w:rPr>
+        <w:t xml:space="preserve"> were changed.</w:t>
+      </w:r>
+    </w:p>
+    <w:p>
+      <w:pPr>
+        <w:spacing w:beforeLines="50" w:before="156" w:afterLines="50" w:after="156" w:line="312" w:lineRule="auto"/>
+        <w:ind w:firstLineChars="200" w:firstLine="420"/>
+        <w:rPr>
+          <w:rFonts w:ascii="Times New Roman" w:hAnsi="Times New Roman"/>
+        </w:rPr>
+      </w:pPr>
+      <w:r>
+        <w:rPr>
+          <w:rFonts w:ascii="Times New Roman" w:hAnsi="Times New Roman"/>
+        </w:rPr>
+        <w:t>Because the optimized outcomes were expressed as interval values, the midpoint of each interval was used to calculate the sensitivity coefficients:</w:t>
+      </w:r>
+    </w:p>
+    <w:p>
+      <w:pPr>
+        <w:pStyle w:val="MTDisplayEquation"/>
+        <w:spacing w:line="312" w:lineRule="auto"/>
+        <w:ind w:firstLineChars="0"/>
+      </w:pPr>
+      <w:r>
+        <w:tab/>
+      </w:r>
+      <w:r>
+        <w:rPr>
+          <w:position w:val="-24"/>
+        </w:rPr>
+        <w:object w:dxaOrig="1920" w:dyaOrig="680" w14:anchorId="266449CF">
+          <v:shape id="_x0000_i1039" type="#_x0000_t75" style="width:96.5pt;height:34pt" o:ole="">
+            <v:imagedata r:id="rId26" o:title=""/>
+          </v:shape>
+          <o:OLEObject Type="Embed" ProgID="Equation.DSMT4" ShapeID="_x0000_i1039" DrawAspect="Content" ObjectID="_1844529048" r:id="rId27"/>
+        </w:object>
+      </w:r>
+      <w:r>
+        <w:tab/>
+      </w:r>
+      <w:r>
+        <w:fldChar w:fldCharType="begin"/>
+      </w:r>
+      <w:r>
+        <w:instrText xml:space="preserve"> MACROBUTTON MTPlaceRef \* MERGEFORMAT </w:instrText>
+      </w:r>
+      <w:r>
+        <w:fldChar w:fldCharType="begin"/>
+      </w:r>
+      <w:r>
+        <w:instrText xml:space="preserve"> SEQ MTEqn \h \* MERGEFORMAT </w:instrText>
+      </w:r>
+      <w:r>
+        <w:fldChar w:fldCharType="end"/>
+      </w:r>
+      <w:r>
+        <w:instrText>(</w:instrText>
+      </w:r>
+      <w:r>
+        <w:fldChar w:fldCharType="begin"/>
+      </w:r>
+      <w:r>
+        <w:instrText xml:space="preserve"> SEQ MTEqn \c \* Arabic \* MERGEFORMAT </w:instrText>
+      </w:r>
+      <w:r>
+        <w:fldChar w:fldCharType="separate"/>
+      </w:r>
+      <w:r>
+        <w:rPr>
+          <w:noProof/>
+        </w:rPr>
+        <w:instrText>10</w:instrText>
+      </w:r>
+      <w:r>
+        <w:rPr>
+          <w:noProof/>
+        </w:rPr>
+        <w:fldChar w:fldCharType="end"/>
+      </w:r>
+      <w:r>
+        <w:instrText>)</w:instrText>
+      </w:r>
+      <w:r>
+        <w:fldChar w:fldCharType="end"/>
+      </w:r>
+    </w:p>
+    <w:p>
+      <w:pPr>
+        <w:spacing w:beforeLines="50" w:before="156" w:afterLines="50" w:after="156" w:line="312" w:lineRule="auto"/>
+        <w:ind w:firstLineChars="200" w:firstLine="420"/>
+        <w:rPr>
+          <w:rFonts w:ascii="Times New Roman" w:hAnsi="Times New Roman"/>
+        </w:rPr>
+      </w:pPr>
+      <w:r>
+        <w:rPr>
+          <w:rFonts w:ascii="Times New Roman" w:hAnsi="Times New Roman"/>
+        </w:rPr>
+        <w:t xml:space="preserve">where </w:t>
+      </w:r>
+      <w:r>
+        <w:rPr>
+          <w:rFonts w:ascii="Times New Roman" w:hAnsi="Times New Roman"/>
+          <w:i/>
+          <w:iCs/>
+        </w:rPr>
+        <w:t>G</w:t>
+      </w:r>
+      <w:r>
+        <w:rPr>
+          <w:rFonts w:ascii="Times New Roman" w:hAnsi="Times New Roman" w:hint="eastAsia"/>
+          <w:i/>
+          <w:iCs/>
+          <w:vertAlign w:val="subscript"/>
+        </w:rPr>
+        <w:t>g</w:t>
+      </w:r>
+      <w:r>
+        <w:rPr>
+          <w:rFonts w:ascii="Times New Roman" w:hAnsi="Times New Roman"/>
+        </w:rPr>
+        <w:t xml:space="preserve"> </w:t>
+      </w:r>
+      <w:r>
+        <w:rPr>
+          <w:rFonts w:ascii="Times New Roman" w:hAnsi="Times New Roman"/>
+        </w:rPr>
+        <w:t xml:space="preserve">denotes the optimized outcome </w:t>
+      </w:r>
+      <w:r>
+        <w:rPr>
+          <w:rStyle w:val="katex-mathml"/>
+          <w:rFonts w:ascii="Times New Roman" w:hAnsi="Times New Roman"/>
+          <w:i/>
+          <w:iCs/>
+        </w:rPr>
+        <w:t>g</w:t>
+      </w:r>
+      <w:r>
+        <w:rPr>
+          <w:rFonts w:ascii="Times New Roman" w:hAnsi="Times New Roman"/>
+        </w:rPr>
+        <w:t xml:space="preserve">, including total crop economic benefit </w:t>
+      </w:r>
+      <w:r>
+        <w:rPr>
+          <w:rStyle w:val="katex-mathml"/>
+          <w:rFonts w:ascii="Times New Roman" w:hAnsi="Times New Roman"/>
+        </w:rPr>
+        <w:t>(</w:t>
+      </w:r>
+      <w:r>
+        <w:rPr>
+          <w:rStyle w:val="katex-mathml"/>
+          <w:rFonts w:ascii="Times New Roman" w:hAnsi="Times New Roman"/>
+          <w:i/>
+          <w:iCs/>
+        </w:rPr>
+        <w:t>G</w:t>
+      </w:r>
+      <w:r>
+        <w:rPr>
+          <w:rStyle w:val="katex-mathml"/>
+          <w:rFonts w:ascii="Times New Roman" w:hAnsi="Times New Roman"/>
+          <w:vertAlign w:val="subscript"/>
+        </w:rPr>
+        <w:t>1</w:t>
+      </w:r>
+      <w:r>
+        <w:rPr>
+          <w:rStyle w:val="katex-mathml"/>
+          <w:rFonts w:ascii="Times New Roman" w:hAnsi="Times New Roman"/>
+        </w:rPr>
+        <w:t>)</w:t>
+      </w:r>
+      <w:r>
+        <w:rPr>
+          <w:rFonts w:ascii="Times New Roman" w:hAnsi="Times New Roman"/>
+        </w:rPr>
+        <w:t xml:space="preserve">, total irrigation demand </w:t>
+      </w:r>
+      <w:r>
+        <w:rPr>
+          <w:rStyle w:val="katex-mathml"/>
+          <w:rFonts w:ascii="Times New Roman" w:hAnsi="Times New Roman"/>
+        </w:rPr>
+        <w:t>(</w:t>
+      </w:r>
+      <w:r>
+        <w:rPr>
+          <w:rStyle w:val="katex-mathml"/>
+          <w:rFonts w:ascii="Times New Roman" w:hAnsi="Times New Roman"/>
+          <w:i/>
+          <w:iCs/>
+        </w:rPr>
+        <w:t>G</w:t>
+      </w:r>
+      <w:r>
+        <w:rPr>
+          <w:rStyle w:val="katex-mathml"/>
+          <w:rFonts w:ascii="Times New Roman" w:hAnsi="Times New Roman"/>
+          <w:vertAlign w:val="subscript"/>
+        </w:rPr>
+        <w:t>2</w:t>
+      </w:r>
+      <w:r>
+        <w:rPr>
+          <w:rStyle w:val="mclose"/>
+          <w:rFonts w:ascii="Times New Roman" w:hAnsi="Times New Roman"/>
+        </w:rPr>
+        <w:t>)</w:t>
+      </w:r>
+      <w:r>
+        <w:rPr>
+          <w:rFonts w:ascii="Times New Roman" w:hAnsi="Times New Roman"/>
+        </w:rPr>
+        <w:t xml:space="preserve">, and total pollution-related dilution demand </w:t>
+      </w:r>
+      <w:r>
+        <w:rPr>
+          <w:rStyle w:val="katex-mathml"/>
+          <w:rFonts w:ascii="Times New Roman" w:hAnsi="Times New Roman"/>
+        </w:rPr>
+        <w:t>(</w:t>
+      </w:r>
+      <w:r>
+        <w:rPr>
+          <w:rStyle w:val="katex-mathml"/>
+          <w:rFonts w:ascii="Times New Roman" w:hAnsi="Times New Roman"/>
+          <w:i/>
+          <w:iCs/>
+        </w:rPr>
+        <w:t>G</w:t>
+      </w:r>
+      <w:r>
+        <w:rPr>
+          <w:rStyle w:val="katex-mathml"/>
+          <w:rFonts w:ascii="Times New Roman" w:hAnsi="Times New Roman"/>
+          <w:vertAlign w:val="subscript"/>
+        </w:rPr>
+        <w:t>3</w:t>
+      </w:r>
+      <w:r>
+        <w:rPr>
+          <w:rStyle w:val="mclose"/>
+          <w:rFonts w:ascii="Times New Roman" w:hAnsi="Times New Roman"/>
+        </w:rPr>
+        <w:t>)</w:t>
+      </w:r>
+      <w:r>
+        <w:rPr>
+          <w:rFonts w:ascii="Times New Roman" w:hAnsi="Times New Roman"/>
+        </w:rPr>
+        <w:t xml:space="preserve">. The superscript </w:t>
+      </w:r>
+      <w:r>
+        <w:rPr>
+          <w:rStyle w:val="katex-mathml"/>
+          <w:rFonts w:ascii="Times New Roman" w:hAnsi="Times New Roman"/>
+          <w:i/>
+          <w:iCs/>
+        </w:rPr>
+        <w:t>h</w:t>
+      </w:r>
+      <w:r>
+        <w:rPr>
+          <w:rStyle w:val="katex-mathml"/>
+          <w:rFonts w:ascii="Times New Roman" w:hAnsi="Times New Roman"/>
+        </w:rPr>
+        <w:t xml:space="preserve"> </w:t>
+      </w:r>
+      <w:r>
+        <w:rPr>
+          <w:rFonts w:ascii="Times New Roman" w:hAnsi="Times New Roman"/>
+        </w:rPr>
+        <w:t xml:space="preserve">denotes the </w:t>
+      </w:r>
+      <w:r>
+        <w:rPr>
+          <w:rStyle w:val="katex-mathml"/>
+          <w:rFonts w:ascii="Times New Roman" w:hAnsi="Times New Roman"/>
+          <w:i/>
+          <w:iCs/>
+        </w:rPr>
+        <w:t>h</w:t>
+      </w:r>
+      <w:r>
+        <w:rPr>
+          <w:rFonts w:ascii="Times New Roman" w:hAnsi="Times New Roman"/>
+        </w:rPr>
+        <w:t>-</w:t>
+      </w:r>
+      <w:proofErr w:type="spellStart"/>
+      <w:r>
+        <w:rPr>
+          <w:rFonts w:ascii="Times New Roman" w:hAnsi="Times New Roman"/>
+        </w:rPr>
+        <w:t>th</w:t>
+      </w:r>
+      <w:proofErr w:type="spellEnd"/>
+      <w:r>
+        <w:rPr>
+          <w:rFonts w:ascii="Times New Roman" w:hAnsi="Times New Roman"/>
+        </w:rPr>
+        <w:t xml:space="preserve"> weight perturbation scenario, and the superscript </w:t>
+      </w:r>
+      <w:r>
+        <w:rPr>
+          <w:rStyle w:val="katex-mathml"/>
+          <w:rFonts w:ascii="Times New Roman" w:hAnsi="Times New Roman"/>
+        </w:rPr>
+        <w:t>0</w:t>
+      </w:r>
+      <w:r>
+        <w:rPr>
+          <w:rFonts w:ascii="Times New Roman" w:hAnsi="Times New Roman"/>
+        </w:rPr>
+        <w:t xml:space="preserve"> denotes the equal-weight reference scenario.</w:t>
+      </w:r>
+    </w:p>
+    <w:p>
+      <w:pPr>
+        <w:spacing w:beforeLines="50" w:before="156" w:afterLines="50" w:after="156" w:line="312" w:lineRule="auto"/>
+        <w:ind w:firstLineChars="200" w:firstLine="420"/>
+        <w:rPr>
+          <w:rFonts w:ascii="Times New Roman" w:hAnsi="Times New Roman"/>
+        </w:rPr>
+      </w:pPr>
+      <w:r>
+        <w:rPr>
+          <w:rFonts w:ascii="Times New Roman" w:hAnsi="Times New Roman"/>
+        </w:rPr>
+        <w:t>For supply-side weight perturbation, the weight perturbation index was calculated as:</w:t>
+      </w:r>
+    </w:p>
+    <w:p>
+      <w:pPr>
+        <w:pStyle w:val="MTDisplayEquation"/>
+        <w:spacing w:line="312" w:lineRule="auto"/>
+        <w:ind w:firstLineChars="0"/>
+      </w:pPr>
+      <w:r>
+        <w:tab/>
+      </w:r>
+      <w:r>
+        <w:rPr>
+          <w:position w:val="-34"/>
+        </w:rPr>
+        <w:object w:dxaOrig="3739" w:dyaOrig="880" w14:anchorId="66E26B5F">
+          <v:shape id="_x0000_i1066" type="#_x0000_t75" style="width:187.5pt;height:43.5pt" o:ole="">
+            <v:imagedata r:id="rId28" o:title=""/>
+          </v:shape>
+          <o:OLEObject Type="Embed" ProgID="Equation.DSMT4" ShapeID="_x0000_i1066" DrawAspect="Content" ObjectID="_1844529049" r:id="rId29"/>
+        </w:object>
+      </w:r>
+      <w:r>
+        <w:tab/>
+      </w:r>
+      <w:r>
+        <w:fldChar w:fldCharType="begin"/>
+      </w:r>
+      <w:r>
+        <w:instrText xml:space="preserve"> MACROBUTTON MTPlaceRef \* MERGEFORMAT </w:instrText>
+      </w:r>
+      <w:r>
+        <w:fldChar w:fldCharType="begin"/>
+      </w:r>
+      <w:r>
+        <w:instrText xml:space="preserve"> SEQ MTEqn \h \* MERGEFORMAT </w:instrText>
+      </w:r>
+      <w:r>
+        <w:fldChar w:fldCharType="end"/>
+      </w:r>
+      <w:r>
+        <w:instrText>(</w:instrText>
+      </w:r>
+      <w:r>
+        <w:fldChar w:fldCharType="begin"/>
+      </w:r>
+      <w:r>
+        <w:instrText xml:space="preserve"> SEQ MTEqn \c \* Arabic \* MERGEFORMAT </w:instrText>
+      </w:r>
+      <w:r>
+        <w:fldChar w:fldCharType="separate"/>
+      </w:r>
+      <w:r>
+        <w:rPr>
+          <w:noProof/>
+        </w:rPr>
+        <w:instrText>11</w:instrText>
+      </w:r>
+      <w:r>
+        <w:rPr>
+          <w:noProof/>
+        </w:rPr>
+        <w:fldChar w:fldCharType="end"/>
+      </w:r>
+      <w:r>
+        <w:instrText>)</w:instrText>
+      </w:r>
+      <w:r>
+        <w:fldChar w:fldCharType="end"/>
+      </w:r>
+    </w:p>
+    <w:p>
+      <w:pPr>
+        <w:spacing w:beforeLines="50" w:before="156" w:afterLines="50" w:after="156" w:line="312" w:lineRule="auto"/>
+        <w:ind w:firstLineChars="200" w:firstLine="420"/>
+        <w:rPr>
+          <w:rFonts w:ascii="Times New Roman" w:hAnsi="Times New Roman"/>
+        </w:rPr>
+      </w:pPr>
+      <w:r>
+        <w:rPr>
+          <w:rFonts w:ascii="Times New Roman" w:hAnsi="Times New Roman"/>
+        </w:rPr>
+        <w:t>For demand-side weight perturbation, the weight perturbation index was calculated as:</w:t>
+      </w:r>
+    </w:p>
+    <w:p>
+      <w:pPr>
+        <w:pStyle w:val="MTDisplayEquation"/>
+        <w:spacing w:line="312" w:lineRule="auto"/>
+        <w:ind w:firstLineChars="0"/>
+      </w:pPr>
+      <w:r>
+        <w:tab/>
+      </w:r>
+      <w:r>
+        <w:rPr>
+          <w:position w:val="-34"/>
+        </w:rPr>
+        <w:object w:dxaOrig="3860" w:dyaOrig="880" w14:anchorId="0A0FEBC1">
+          <v:shape id="_x0000_i1070" type="#_x0000_t75" style="width:194pt;height:43.5pt" o:ole="">
+            <v:imagedata r:id="rId30" o:title=""/>
+          </v:shape>
+          <o:OLEObject Type="Embed" ProgID="Equation.DSMT4" ShapeID="_x0000_i1070" DrawAspect="Content" ObjectID="_1844529050" r:id="rId31"/>
+        </w:object>
+      </w:r>
+      <w:r>
+        <w:tab/>
+      </w:r>
+      <w:r>
+        <w:fldChar w:fldCharType="begin"/>
+      </w:r>
+      <w:r>
+        <w:instrText xml:space="preserve"> MACROBUTTON MTPlaceRef \* MERGEFORMAT </w:instrText>
+      </w:r>
+      <w:r>
+        <w:fldChar w:fldCharType="begin"/>
+      </w:r>
+      <w:r>
+        <w:instrText xml:space="preserve"> SEQ MTEqn \h \* MERGEFORMAT </w:instrText>
+      </w:r>
+      <w:r>
+        <w:fldChar w:fldCharType="end"/>
+      </w:r>
+      <w:r>
+        <w:instrText>(</w:instrText>
+      </w:r>
+      <w:r>
+        <w:fldChar w:fldCharType="begin"/>
+      </w:r>
+      <w:r>
+        <w:instrText xml:space="preserve"> SEQ MTEqn \c \* Arabic \* MERGEFORMAT </w:instrText>
+      </w:r>
+      <w:r>
+        <w:fldChar w:fldCharType="separate"/>
+      </w:r>
+      <w:r>
+        <w:rPr>
+          <w:noProof/>
+        </w:rPr>
+        <w:instrText>12</w:instrText>
+      </w:r>
+      <w:r>
+        <w:rPr>
+          <w:noProof/>
+        </w:rPr>
+        <w:fldChar w:fldCharType="end"/>
+      </w:r>
+      <w:r>
+        <w:instrText>)</w:instrText>
+      </w:r>
+      <w:r>
+        <w:fldChar w:fldCharType="end"/>
+      </w:r>
+    </w:p>
+    <w:p>
+      <w:pPr>
+        <w:spacing w:beforeLines="50" w:before="156" w:afterLines="50" w:after="156" w:line="312" w:lineRule="auto"/>
+        <w:ind w:firstLineChars="200" w:firstLine="420"/>
+        <w:rPr>
+          <w:rFonts w:ascii="Times New Roman" w:hAnsi="Times New Roman"/>
+        </w:rPr>
+      </w:pPr>
+      <w:r>
+        <w:rPr>
+          <w:rFonts w:ascii="Times New Roman" w:hAnsi="Times New Roman"/>
+        </w:rPr>
+        <w:t>The objective-specific sensitivity coefficient was calculated as:</w:t>
+      </w:r>
+    </w:p>
+    <w:p>
+      <w:pPr>
+        <w:pStyle w:val="MTDisplayEquation"/>
+        <w:spacing w:line="312" w:lineRule="auto"/>
+        <w:ind w:firstLineChars="0"/>
+      </w:pPr>
+      <w:r>
+        <w:tab/>
+      </w:r>
+      <w:r>
+        <w:rPr>
+          <w:position w:val="-34"/>
+        </w:rPr>
+        <w:object w:dxaOrig="2200" w:dyaOrig="940" w14:anchorId="72CA9A69">
+          <v:shape id="_x0000_i1074" type="#_x0000_t75" style="width:110.5pt;height:46.5pt" o:ole="">
+            <v:imagedata r:id="rId32" o:title=""/>
+          </v:shape>
+          <o:OLEObject Type="Embed" ProgID="Equation.DSMT4" ShapeID="_x0000_i1074" DrawAspect="Content" ObjectID="_1844529051" r:id="rId33"/>
+        </w:object>
+      </w:r>
+      <w:r>
+        <w:tab/>
+      </w:r>
+      <w:r>
+        <w:fldChar w:fldCharType="begin"/>
+      </w:r>
+      <w:r>
+        <w:instrText xml:space="preserve"> MACROBUTTON MTPlaceRef \* MERGEFORMAT </w:instrText>
+      </w:r>
+      <w:r>
+        <w:fldChar w:fldCharType="begin"/>
+      </w:r>
+      <w:r>
+        <w:instrText xml:space="preserve"> SEQ MTEqn \h \* MERGEFORMAT </w:instrText>
+      </w:r>
+      <w:r>
+        <w:fldChar w:fldCharType="end"/>
+      </w:r>
+      <w:r>
+        <w:instrText>(</w:instrText>
+      </w:r>
+      <w:r>
+        <w:fldChar w:fldCharType="begin"/>
+      </w:r>
+      <w:r>
+        <w:instrText xml:space="preserve"> SEQ MTEqn \c \* Arabic \* MERGEFORMAT </w:instrText>
+      </w:r>
+      <w:r>
+        <w:fldChar w:fldCharType="separate"/>
+      </w:r>
+      <w:r>
+        <w:rPr>
+          <w:noProof/>
+        </w:rPr>
+        <w:instrText>13</w:instrText>
+      </w:r>
+      <w:r>
+        <w:rPr>
+          <w:noProof/>
+        </w:rPr>
+        <w:fldChar w:fldCharType="end"/>
+      </w:r>
+      <w:r>
+        <w:instrText>)</w:instrText>
+      </w:r>
+      <w:r>
+        <w:fldChar w:fldCharType="end"/>
+      </w:r>
+    </w:p>
+    <w:p>
+      <w:pPr>
+        <w:spacing w:beforeLines="50" w:before="156" w:afterLines="50" w:after="156" w:line="312" w:lineRule="auto"/>
+        <w:ind w:firstLineChars="200" w:firstLine="420"/>
+        <w:rPr>
+          <w:rFonts w:ascii="Times New Roman" w:hAnsi="Times New Roman"/>
+        </w:rPr>
+      </w:pPr>
+      <w:r>
+        <w:rPr>
+          <w:rFonts w:ascii="Times New Roman" w:hAnsi="Times New Roman"/>
+        </w:rPr>
+        <w:t xml:space="preserve">where </w:t>
+      </w:r>
+      <w:proofErr w:type="spellStart"/>
+      <w:r>
+        <w:rPr>
+          <w:rFonts w:ascii="Times New Roman" w:hAnsi="Times New Roman"/>
+          <w:i/>
+          <w:iCs/>
+        </w:rPr>
+        <w:t>OSC</w:t>
+      </w:r>
+      <w:r>
+        <w:rPr>
+          <w:rFonts w:ascii="Times New Roman" w:hAnsi="Times New Roman"/>
+          <w:i/>
+          <w:iCs/>
+          <w:vertAlign w:val="subscript"/>
+        </w:rPr>
+        <w:t>g</w:t>
+      </w:r>
+      <w:proofErr w:type="spellEnd"/>
+      <w:r>
+        <w:rPr>
+          <w:rFonts w:ascii="Times New Roman" w:hAnsi="Times New Roman"/>
+          <w:vertAlign w:val="superscript"/>
+        </w:rPr>
+        <w:t>(</w:t>
+      </w:r>
+      <w:r>
+        <w:rPr>
+          <w:rFonts w:ascii="Times New Roman" w:hAnsi="Times New Roman"/>
+          <w:i/>
+          <w:iCs/>
+          <w:vertAlign w:val="superscript"/>
+        </w:rPr>
+        <w:t>h</w:t>
+      </w:r>
+      <w:r>
+        <w:rPr>
+          <w:rFonts w:ascii="Times New Roman" w:hAnsi="Times New Roman"/>
+          <w:vertAlign w:val="superscript"/>
+        </w:rPr>
+        <w:t>)</w:t>
+      </w:r>
+      <w:r>
+        <w:rPr>
+          <w:rFonts w:ascii="Times New Roman" w:hAnsi="Times New Roman"/>
+        </w:rPr>
+        <w:t xml:space="preserve"> </w:t>
+      </w:r>
+      <w:r>
+        <w:rPr>
+          <w:rFonts w:ascii="Times New Roman" w:hAnsi="Times New Roman"/>
+        </w:rPr>
+        <w:t>measures the relative response of</w:t>
+      </w:r>
+      <w:r>
+        <w:rPr>
+          <w:rFonts w:ascii="Times New Roman" w:hAnsi="Times New Roman"/>
+        </w:rPr>
+        <w:t xml:space="preserve"> </w:t>
+      </w:r>
+      <w:r>
+        <w:rPr>
+          <w:rFonts w:ascii="Times New Roman" w:hAnsi="Times New Roman"/>
+          <w:i/>
+          <w:iCs/>
+        </w:rPr>
+        <w:t>G</w:t>
+      </w:r>
+      <w:r>
+        <w:rPr>
+          <w:rFonts w:ascii="Times New Roman" w:hAnsi="Times New Roman" w:hint="eastAsia"/>
+          <w:i/>
+          <w:iCs/>
+          <w:vertAlign w:val="subscript"/>
+        </w:rPr>
+        <w:t>g</w:t>
+      </w:r>
+      <w:r>
+        <w:rPr>
+          <w:rFonts w:ascii="Times New Roman" w:hAnsi="Times New Roman"/>
+        </w:rPr>
+        <w:t xml:space="preserve"> </w:t>
+      </w:r>
+      <w:r>
+        <w:rPr>
+          <w:rFonts w:ascii="Times New Roman" w:hAnsi="Times New Roman"/>
+        </w:rPr>
+        <w:t xml:space="preserve">to unit weight perturbation. The signs of </w:t>
+      </w:r>
+      <w:proofErr w:type="spellStart"/>
+      <w:r>
+        <w:rPr>
+          <w:rFonts w:ascii="Times New Roman" w:hAnsi="Times New Roman"/>
+          <w:i/>
+          <w:iCs/>
+        </w:rPr>
+        <w:t>OSC</w:t>
+      </w:r>
+      <w:r>
+        <w:rPr>
+          <w:rFonts w:ascii="Times New Roman" w:hAnsi="Times New Roman"/>
+          <w:i/>
+          <w:iCs/>
+          <w:vertAlign w:val="subscript"/>
+        </w:rPr>
+        <w:t>g</w:t>
+      </w:r>
+      <w:proofErr w:type="spellEnd"/>
+      <w:r>
+        <w:rPr>
+          <w:rFonts w:ascii="Times New Roman" w:hAnsi="Times New Roman"/>
+        </w:rPr>
+        <w:t xml:space="preserve"> indicate the direction of change in the original outcome values relative to the equal-weight reference scenario. A positive </w:t>
+      </w:r>
+      <w:r>
+        <w:rPr>
+          <w:rFonts w:ascii="Times New Roman" w:hAnsi="Times New Roman"/>
+          <w:i/>
+          <w:iCs/>
+        </w:rPr>
+        <w:t>OSC</w:t>
+      </w:r>
+      <w:r>
+        <w:rPr>
+          <w:rFonts w:ascii="Times New Roman" w:hAnsi="Times New Roman"/>
+          <w:vertAlign w:val="subscript"/>
+        </w:rPr>
+        <w:t>1</w:t>
+      </w:r>
+      <w:r>
+        <w:rPr>
+          <w:rFonts w:ascii="Times New Roman" w:hAnsi="Times New Roman"/>
+        </w:rPr>
+        <w:t xml:space="preserve"> indicates an increase in economic benefit, whereas positive </w:t>
+      </w:r>
+      <w:r>
+        <w:rPr>
+          <w:rFonts w:ascii="Times New Roman" w:hAnsi="Times New Roman"/>
+          <w:i/>
+          <w:iCs/>
+        </w:rPr>
+        <w:t>OSC</w:t>
+      </w:r>
+      <w:r>
+        <w:rPr>
+          <w:rFonts w:ascii="Times New Roman" w:hAnsi="Times New Roman"/>
+          <w:vertAlign w:val="subscript"/>
+        </w:rPr>
+        <w:t>2</w:t>
+      </w:r>
+      <w:r>
+        <w:rPr>
+          <w:rFonts w:ascii="Times New Roman" w:hAnsi="Times New Roman"/>
+        </w:rPr>
+        <w:t xml:space="preserve"> and </w:t>
+      </w:r>
+      <w:r>
+        <w:rPr>
+          <w:rFonts w:ascii="Times New Roman" w:hAnsi="Times New Roman"/>
+          <w:i/>
+          <w:iCs/>
+        </w:rPr>
+        <w:t>OSC</w:t>
+      </w:r>
+      <w:r>
+        <w:rPr>
+          <w:rFonts w:ascii="Times New Roman" w:hAnsi="Times New Roman"/>
+          <w:vertAlign w:val="subscript"/>
+        </w:rPr>
+        <w:t>3</w:t>
+      </w:r>
+      <w:r>
+        <w:rPr>
+          <w:rFonts w:ascii="Times New Roman" w:hAnsi="Times New Roman"/>
+        </w:rPr>
+        <w:t xml:space="preserve"> indicate increases in irrigation demand and pollution-related dilution demand, respectively.</w:t>
+      </w:r>
+    </w:p>
+    <w:p>
+      <w:pPr>
+        <w:spacing w:beforeLines="50" w:before="156" w:afterLines="50" w:after="156" w:line="312" w:lineRule="auto"/>
+        <w:ind w:firstLineChars="200" w:firstLine="420"/>
+        <w:rPr>
+          <w:rFonts w:ascii="Times New Roman" w:hAnsi="Times New Roman"/>
+        </w:rPr>
+      </w:pPr>
+      <w:r>
+        <w:rPr>
+          <w:rFonts w:ascii="Times New Roman" w:hAnsi="Times New Roman"/>
+        </w:rPr>
+        <w:t>The normalized sensitivity coefficient was calculated as:</w:t>
+      </w:r>
+    </w:p>
+    <w:p>
+      <w:pPr>
+        <w:pStyle w:val="MTDisplayEquation"/>
+        <w:spacing w:line="312" w:lineRule="auto"/>
+        <w:ind w:firstLineChars="0"/>
+      </w:pPr>
+      <w:r>
+        <w:lastRenderedPageBreak/>
+        <w:tab/>
+      </w:r>
+      <w:r>
+        <w:rPr>
+          <w:position w:val="-32"/>
+        </w:rPr>
+        <w:object w:dxaOrig="2600" w:dyaOrig="780" w14:anchorId="7F4E91B4">
+          <v:shape id="_x0000_i1078" type="#_x0000_t75" style="width:130.5pt;height:39pt" o:ole="">
+            <v:imagedata r:id="rId34" o:title=""/>
+          </v:shape>
+          <o:OLEObject Type="Embed" ProgID="Equation.DSMT4" ShapeID="_x0000_i1078" DrawAspect="Content" ObjectID="_1844529052" r:id="rId35"/>
+        </w:object>
+      </w:r>
+      <w:r>
+        <w:tab/>
+      </w:r>
+      <w:r>
+        <w:fldChar w:fldCharType="begin"/>
+      </w:r>
+      <w:r>
+        <w:instrText xml:space="preserve"> MACROBUTTON MTPlaceRef \* MERGEFORMAT </w:instrText>
+      </w:r>
+      <w:r>
+        <w:fldChar w:fldCharType="begin"/>
+      </w:r>
+      <w:r>
+        <w:instrText xml:space="preserve"> SEQ MTEqn \h \* MERGEFORMAT </w:instrText>
+      </w:r>
+      <w:r>
+        <w:fldChar w:fldCharType="end"/>
+      </w:r>
+      <w:r>
+        <w:instrText>(</w:instrText>
+      </w:r>
+      <w:r>
+        <w:fldChar w:fldCharType="begin"/>
+      </w:r>
+      <w:r>
+        <w:instrText xml:space="preserve"> SEQ MTEqn \c \* Arabic \* MERGEFORMAT </w:instrText>
+      </w:r>
+      <w:r>
+        <w:fldChar w:fldCharType="separate"/>
+      </w:r>
+      <w:r>
+        <w:rPr>
+          <w:noProof/>
+        </w:rPr>
+        <w:instrText>14</w:instrText>
+      </w:r>
+      <w:r>
+        <w:rPr>
+          <w:noProof/>
+        </w:rPr>
+        <w:fldChar w:fldCharType="end"/>
+      </w:r>
+      <w:r>
+        <w:instrText>)</w:instrText>
+      </w:r>
+      <w:r>
+        <w:fldChar w:fldCharType="end"/>
+      </w:r>
+    </w:p>
+    <w:p>
+      <w:pPr>
+        <w:spacing w:beforeLines="50" w:before="156" w:afterLines="50" w:after="156" w:line="312" w:lineRule="auto"/>
+        <w:ind w:firstLineChars="200" w:firstLine="420"/>
+        <w:rPr>
+          <w:rFonts w:ascii="Times New Roman" w:hAnsi="Times New Roman"/>
+        </w:rPr>
+      </w:pPr>
+      <w:r>
+        <w:rPr>
+          <w:rFonts w:ascii="Times New Roman" w:hAnsi="Times New Roman"/>
+        </w:rPr>
+        <w:t xml:space="preserve">where </w:t>
+      </w:r>
+      <w:r>
+        <w:rPr>
+          <w:rFonts w:ascii="Times New Roman" w:hAnsi="Times New Roman"/>
+          <w:i/>
+          <w:iCs/>
+        </w:rPr>
+        <w:t>NSC</w:t>
+      </w:r>
+      <w:r>
+        <w:rPr>
+          <w:rFonts w:ascii="Times New Roman" w:hAnsi="Times New Roman"/>
+          <w:vertAlign w:val="superscript"/>
+        </w:rPr>
+        <w:t>(</w:t>
+      </w:r>
+      <w:r>
+        <w:rPr>
+          <w:rFonts w:ascii="Times New Roman" w:hAnsi="Times New Roman"/>
+          <w:i/>
+          <w:iCs/>
+          <w:vertAlign w:val="superscript"/>
+        </w:rPr>
+        <w:t>h</w:t>
+      </w:r>
+      <w:r>
+        <w:rPr>
+          <w:rFonts w:ascii="Times New Roman" w:hAnsi="Times New Roman"/>
+          <w:vertAlign w:val="superscript"/>
+        </w:rPr>
+        <w:t>)</w:t>
+      </w:r>
+      <w:r>
+        <w:rPr>
+          <w:rFonts w:ascii="Times New Roman" w:hAnsi="Times New Roman"/>
+        </w:rPr>
+        <w:t xml:space="preserve"> measures the overall sensitivity of the three optimized outcomes to the </w:t>
+      </w:r>
+      <w:r>
+        <w:rPr>
+          <w:rStyle w:val="katex-mathml"/>
+          <w:rFonts w:ascii="Times New Roman" w:hAnsi="Times New Roman"/>
+          <w:i/>
+          <w:iCs/>
+        </w:rPr>
+        <w:t>h</w:t>
+      </w:r>
+      <w:r>
+        <w:rPr>
+          <w:rFonts w:ascii="Times New Roman" w:hAnsi="Times New Roman"/>
+        </w:rPr>
+        <w:t>-</w:t>
+      </w:r>
+      <w:proofErr w:type="spellStart"/>
+      <w:r>
+        <w:rPr>
+          <w:rFonts w:ascii="Times New Roman" w:hAnsi="Times New Roman"/>
+        </w:rPr>
+        <w:t>th</w:t>
+      </w:r>
+      <w:proofErr w:type="spellEnd"/>
+      <w:r>
+        <w:rPr>
+          <w:rFonts w:ascii="Times New Roman" w:hAnsi="Times New Roman"/>
+        </w:rPr>
+        <w:t xml:space="preserve"> weight perturbation scenario. Larger absolute </w:t>
+      </w:r>
+      <w:proofErr w:type="spellStart"/>
+      <w:r>
+        <w:rPr>
+          <w:rFonts w:ascii="Times New Roman" w:hAnsi="Times New Roman"/>
+          <w:i/>
+          <w:iCs/>
+        </w:rPr>
+        <w:t>OSC</w:t>
+      </w:r>
+      <w:r>
+        <w:rPr>
+          <w:rFonts w:ascii="Times New Roman" w:hAnsi="Times New Roman"/>
+          <w:i/>
+          <w:iCs/>
+          <w:vertAlign w:val="subscript"/>
+        </w:rPr>
+        <w:t>g</w:t>
+      </w:r>
+      <w:proofErr w:type="spellEnd"/>
+      <w:r>
+        <w:rPr>
+          <w:rFonts w:ascii="Times New Roman" w:hAnsi="Times New Roman"/>
+        </w:rPr>
+        <w:t xml:space="preserve"> values and larger </w:t>
+      </w:r>
+      <w:r>
+        <w:rPr>
+          <w:rFonts w:ascii="Times New Roman" w:hAnsi="Times New Roman"/>
+          <w:i/>
+          <w:iCs/>
+        </w:rPr>
+        <w:t>NSC</w:t>
+      </w:r>
+      <w:r>
+        <w:rPr>
+          <w:rFonts w:ascii="Times New Roman" w:hAnsi="Times New Roman"/>
+        </w:rPr>
+        <w:t xml:space="preserve"> values indicate stronger sensitivity to weight perturbations. Values smaller than 1 indicate that the relative outcome perturbation is smaller than the relative weight perturbation.</w:t>
+      </w:r>
+    </w:p>
+    <w:p>
+      <w:pPr>
+        <w:widowControl/>
+        <w:jc w:val="left"/>
+        <w:rPr>
+          <w:rFonts w:ascii="Times New Roman" w:hAnsi="Times New Roman"/>
+        </w:rPr>
+      </w:pPr>
+      <w:r>
+        <w:rPr>
+          <w:rFonts w:ascii="Times New Roman" w:hAnsi="Times New Roman"/>
+        </w:rPr>
+        <w:br w:type="page"/>
+      </w:r>
+    </w:p>
+    <w:p>
+      <w:pPr>
         <w:autoSpaceDE w:val="0"/>
         <w:autoSpaceDN w:val="0"/>
         <w:adjustRightInd w:val="0"/>
@@ -3850,20 +5319,6 @@
           <w:rFonts w:ascii="Times New Roman" w:hAnsi="Times New Roman"/>
         </w:rPr>
       </w:pPr>
-      <w:r>
-        <w:rPr>
-          <w:rFonts w:ascii="Times New Roman" w:hAnsi="Times New Roman"/>
-          <w:sz w:val="16"/>
-          <w:szCs w:val="18"/>
-        </w:rPr>
-        <w:fldChar w:fldCharType="end"/>
-      </w:r>
-      <w:r>
-        <w:rPr>
-          <w:rFonts w:ascii="Times New Roman" w:hAnsi="Times New Roman"/>
-        </w:rPr>
-        <w:br w:type="page"/>
-      </w:r>
     </w:p>
     <w:p>
       <w:pPr>
@@ -3882,7 +5337,6 @@
           <w:noProof/>
           <w:sz w:val="24"/>
         </w:rPr>
-        <w:lastRenderedPageBreak/>
         <w:t>Table S1.</w:t>
       </w:r>
       <w:r>
@@ -9082,6 +10536,7 @@
                 <w:szCs w:val="21"/>
               </w:rPr>
             </w:pPr>
+            <w:proofErr w:type="gramStart"/>
             <w:r>
               <w:rPr>
                 <w:rFonts w:ascii="Times New Roman" w:hAnsi="Times New Roman"/>
@@ -9115,6 +10570,7 @@
               </w:rPr>
               <w:t>,max</w:t>
             </w:r>
+            <w:proofErr w:type="gramEnd"/>
             <w:r>
               <w:rPr>
                 <w:rFonts w:ascii="Times New Roman" w:hAnsi="Times New Roman"/>
@@ -10920,6 +12376,7 @@
         <w:t xml:space="preserve"> </w:t>
       </w:r>
       <w:proofErr w:type="spellStart"/>
+      <w:proofErr w:type="gramStart"/>
       <w:r>
         <w:rPr>
           <w:rFonts w:ascii="Times New Roman" w:hAnsi="Times New Roman"/>
@@ -10945,6 +12402,7 @@
         <w:t>,max</w:t>
       </w:r>
       <w:proofErr w:type="spellEnd"/>
+      <w:proofErr w:type="gramEnd"/>
       <w:r>
         <w:rPr>
           <w:rFonts w:ascii="Times New Roman" w:hAnsi="Times New Roman"/>
@@ -19502,7 +20960,7 @@
                     </pic:cNvPicPr>
                   </pic:nvPicPr>
                   <pic:blipFill>
-                    <a:blip r:embed="rId26" cstate="print">
+                    <a:blip r:embed="rId36" cstate="print">
                       <a:extLst>
                         <a:ext uri="{28A0092B-C50C-407E-A947-70E740481C1C}">
                           <a14:useLocalDpi xmlns:a14="http://schemas.microsoft.com/office/drawing/2010/main" val="0"/>
@@ -20321,7 +21779,7 @@
   <w:style w:type="paragraph" w:default="1" w:styleId="a">
     <w:name w:val="Normal"/>
     <w:qFormat/>
-    <w:rsid w:val="000E59E4"/>
+    <w:rsid w:val="00EB1BE3"/>
     <w:pPr>
       <w:widowControl w:val="0"/>
       <w:jc w:val="both"/>
@@ -20507,6 +21965,79 @@
     <w:pPr>
       <w:ind w:left="720" w:hanging="720"/>
     </w:pPr>
+  </w:style>
+  <w:style w:type="paragraph" w:customStyle="1" w:styleId="pdq2pgselectionanchorcontainer">
+    <w:name w:val="pdq2pg_selectionanchorcontainer"/>
+    <w:basedOn w:val="a"/>
+    <w:rsid w:val="00EB1BE3"/>
+    <w:pPr>
+      <w:widowControl/>
+      <w:spacing w:before="100" w:beforeAutospacing="1" w:after="100" w:afterAutospacing="1"/>
+      <w:jc w:val="left"/>
+    </w:pPr>
+    <w:rPr>
+      <w:rFonts w:ascii="宋体" w:hAnsi="宋体" w:cs="宋体"/>
+      <w:kern w:val="0"/>
+      <w:sz w:val="24"/>
+    </w:rPr>
+  </w:style>
+  <w:style w:type="character" w:customStyle="1" w:styleId="katex-mathml">
+    <w:name w:val="katex-mathml"/>
+    <w:basedOn w:val="a0"/>
+    <w:rsid w:val="00EB1BE3"/>
+  </w:style>
+  <w:style w:type="character" w:customStyle="1" w:styleId="mord">
+    <w:name w:val="mord"/>
+    <w:basedOn w:val="a0"/>
+    <w:rsid w:val="00EB1BE3"/>
+  </w:style>
+  <w:style w:type="character" w:customStyle="1" w:styleId="mopen">
+    <w:name w:val="mopen"/>
+    <w:basedOn w:val="a0"/>
+    <w:rsid w:val="00EB1BE3"/>
+  </w:style>
+  <w:style w:type="character" w:customStyle="1" w:styleId="mclose">
+    <w:name w:val="mclose"/>
+    <w:basedOn w:val="a0"/>
+    <w:rsid w:val="00EB1BE3"/>
+  </w:style>
+  <w:style w:type="character" w:customStyle="1" w:styleId="vlist-s">
+    <w:name w:val="vlist-s"/>
+    <w:basedOn w:val="a0"/>
+    <w:rsid w:val="00EB1BE3"/>
+  </w:style>
+  <w:style w:type="character" w:customStyle="1" w:styleId="mrel">
+    <w:name w:val="mrel"/>
+    <w:basedOn w:val="a0"/>
+    <w:rsid w:val="00EB1BE3"/>
+  </w:style>
+  <w:style w:type="character" w:customStyle="1" w:styleId="mbin">
+    <w:name w:val="mbin"/>
+    <w:basedOn w:val="a0"/>
+    <w:rsid w:val="00EB1BE3"/>
+  </w:style>
+  <w:style w:type="paragraph" w:styleId="aa">
+    <w:name w:val="Normal (Web)"/>
+    <w:basedOn w:val="a"/>
+    <w:uiPriority w:val="99"/>
+    <w:semiHidden/>
+    <w:unhideWhenUsed/>
+    <w:rsid w:val="00EB1BE3"/>
+    <w:pPr>
+      <w:widowControl/>
+      <w:spacing w:before="100" w:beforeAutospacing="1" w:after="100" w:afterAutospacing="1"/>
+      <w:jc w:val="left"/>
+    </w:pPr>
+    <w:rPr>
+      <w:rFonts w:ascii="宋体" w:hAnsi="宋体" w:cs="宋体"/>
+      <w:kern w:val="0"/>
+      <w:sz w:val="24"/>
+    </w:rPr>
+  </w:style>
+  <w:style w:type="character" w:customStyle="1" w:styleId="mpunct">
+    <w:name w:val="mpunct"/>
+    <w:basedOn w:val="a0"/>
+    <w:rsid w:val="00EB1BE3"/>
   </w:style>
 </w:styles>
 </file>
